--- a/Устав/_документы/Стратегия развития ЦАКФ на 2026–2035 годы.docx
+++ b/Устав/_документы/Стратегия развития ЦАКФ на 2026–2035 годы.docx
@@ -1,6 +1,6 @@
 
 <file path=word/document.xml><?xml version="1.0" encoding="utf-8"?>
-<w:document xmlns:wpc="http://schemas.microsoft.com/office/word/2010/wordprocessingCanvas" xmlns:cx="http://schemas.microsoft.com/office/drawing/2014/chartex" xmlns:cx1="http://schemas.microsoft.com/office/drawing/2015/9/8/chartex" xmlns:cx2="http://schemas.microsoft.com/office/drawing/2015/10/21/chartex" xmlns:cx3="http://schemas.microsoft.com/office/drawing/2016/5/9/chartex" xmlns:cx4="http://schemas.microsoft.com/office/drawing/2016/5/10/chartex" xmlns:cx5="http://schemas.microsoft.com/office/drawing/2016/5/11/chartex" xmlns:cx6="http://schemas.microsoft.com/office/drawing/2016/5/12/chartex" xmlns:cx7="http://schemas.microsoft.com/office/drawing/2016/5/13/chartex" xmlns:cx8="http://schemas.microsoft.com/office/drawing/2016/5/14/chartex" xmlns:mc="http://schemas.openxmlformats.org/markup-compatibility/2006" xmlns:aink="http://schemas.microsoft.com/office/drawing/2016/ink" xmlns:am3d="http://schemas.microsoft.com/office/drawing/2017/model3d" xmlns:o="urn:schemas-microsoft-com:office:office" xmlns:oel="http://schemas.microsoft.com/office/2019/extlst" xmlns:r="http://schemas.openxmlformats.org/officeDocument/2006/relationships" xmlns:m="http://schemas.openxmlformats.org/officeDocument/2006/math" xmlns:v="urn:schemas-microsoft-com:vml" xmlns:wp14="http://schemas.microsoft.com/office/word/2010/wordprocessingDrawing" xmlns:wp="http://schemas.openxmlformats.org/drawingml/2006/wordprocessingDrawing" xmlns:w10="urn:schemas-microsoft-com:office:word" xmlns:w="http://schemas.openxmlformats.org/wordprocessingml/2006/main" xmlns:w14="http://schemas.microsoft.com/office/word/2010/wordml" xmlns:w15="http://schemas.microsoft.com/office/word/2012/wordml" xmlns:w16cex="http://schemas.microsoft.com/office/word/2018/wordml/cex" xmlns:w16cid="http://schemas.microsoft.com/office/word/2016/wordml/cid" xmlns:w16="http://schemas.microsoft.com/office/word/2018/wordml" xmlns:w16du="http://schemas.microsoft.com/office/word/2023/wordml/word16du" xmlns:w16sdtdh="http://schemas.microsoft.com/office/word/2020/wordml/sdtdatahash" xmlns:w16sdtfl="http://schemas.microsoft.com/office/word/2024/wordml/sdtformatlock" xmlns:w16se="http://schemas.microsoft.com/office/word/2015/wordml/symex" xmlns:wpg="http://schemas.microsoft.com/office/word/2010/wordprocessingGroup" xmlns:wpi="http://schemas.microsoft.com/office/word/2010/wordprocessingInk" xmlns:wne="http://schemas.microsoft.com/office/word/2006/wordml" xmlns:wps="http://schemas.microsoft.com/office/word/2010/wordprocessingShape" mc:Ignorable="w14 w15 w16se w16cid w16 w16cex w16sdtdh w16sdtfl w16du wp14">
+<w:document xmlns:wpc="http://schemas.microsoft.com/office/word/2010/wordprocessingCanvas" xmlns:mc="http://schemas.openxmlformats.org/markup-compatibility/2006" xmlns:o="urn:schemas-microsoft-com:office:office" xmlns:r="http://schemas.openxmlformats.org/officeDocument/2006/relationships" xmlns:m="http://schemas.openxmlformats.org/officeDocument/2006/math" xmlns:v="urn:schemas-microsoft-com:vml" xmlns:wp14="http://schemas.microsoft.com/office/word/2010/wordprocessingDrawing" xmlns:wp="http://schemas.openxmlformats.org/drawingml/2006/wordprocessingDrawing" xmlns:w10="urn:schemas-microsoft-com:office:word" xmlns:w="http://schemas.openxmlformats.org/wordprocessingml/2006/main" xmlns:w14="http://schemas.microsoft.com/office/word/2010/wordml" xmlns:w15="http://schemas.microsoft.com/office/word/2012/wordml" xmlns:wpg="http://schemas.microsoft.com/office/word/2010/wordprocessingGroup" xmlns:wpi="http://schemas.microsoft.com/office/word/2010/wordprocessingInk" xmlns:wne="http://schemas.microsoft.com/office/word/2006/wordml" xmlns:wps="http://schemas.microsoft.com/office/word/2010/wordprocessingShape" mc:Ignorable="w14 w15 wp14">
   <w:body>
     <w:p>
       <w:pPr>
@@ -60,6 +60,7 @@
       <w:r>
         <w:rPr>
           <w:noProof/>
+          <w:lang w:eastAsia="ru-RU"/>
         </w:rPr>
         <w:drawing>
           <wp:anchor distT="114300" distB="114300" distL="114300" distR="114300" simplePos="0" relativeHeight="251659264" behindDoc="1" locked="0" layoutInCell="1" hidden="0" allowOverlap="1" wp14:anchorId="049284F4" wp14:editId="4E4AFD72">
@@ -193,20 +194,60 @@
           <w14:ligatures w14:val="none"/>
         </w:rPr>
       </w:pPr>
+    </w:p>
+    <w:p>
+      <w:pPr>
+        <w:pStyle w:val="1"/>
+        <w:rPr>
+          <w:rFonts w:eastAsia="Times New Roman"/>
+          <w:lang w:eastAsia="ru-RU"/>
+        </w:rPr>
+      </w:pPr>
+    </w:p>
+    <w:p>
+      <w:pPr>
+        <w:rPr>
+          <w:lang w:eastAsia="ru-RU"/>
+        </w:rPr>
+      </w:pPr>
+    </w:p>
+    <w:p>
+      <w:pPr>
+        <w:rPr>
+          <w:lang w:eastAsia="ru-RU"/>
+        </w:rPr>
+      </w:pPr>
+    </w:p>
+    <w:p>
+      <w:pPr>
+        <w:rPr>
+          <w:lang w:eastAsia="ru-RU"/>
+        </w:rPr>
+      </w:pPr>
+    </w:p>
+    <w:p>
+      <w:pPr>
+        <w:rPr>
+          <w:i/>
+          <w:iCs/>
+          <w:lang w:eastAsia="ru-RU"/>
+        </w:rPr>
+      </w:pPr>
       <w:r>
         <w:rPr>
           <w:noProof/>
+          <w:lang w:eastAsia="ru-RU"/>
         </w:rPr>
         <mc:AlternateContent>
           <mc:Choice Requires="wps">
             <w:drawing>
-              <wp:anchor distT="0" distB="0" distL="114300" distR="114300" simplePos="0" relativeHeight="251661312" behindDoc="0" locked="0" layoutInCell="1" allowOverlap="1" wp14:anchorId="677C7A5B" wp14:editId="67C1F97C">
+              <wp:anchor distT="0" distB="0" distL="114300" distR="114300" simplePos="0" relativeHeight="251661312" behindDoc="0" locked="0" layoutInCell="1" allowOverlap="1" wp14:anchorId="677C7A5B" wp14:editId="434EC3FD">
                 <wp:simplePos x="0" y="0"/>
                 <wp:positionH relativeFrom="margin">
-                  <wp:posOffset>76200</wp:posOffset>
+                  <wp:posOffset>38100</wp:posOffset>
                 </wp:positionH>
                 <wp:positionV relativeFrom="paragraph">
-                  <wp:posOffset>3054985</wp:posOffset>
+                  <wp:posOffset>1605280</wp:posOffset>
                 </wp:positionV>
                 <wp:extent cx="5928360" cy="913914"/>
                 <wp:effectExtent l="0" t="0" r="0" b="635"/>
@@ -243,35 +284,18 @@
                                 <w:lang w:val="en-US"/>
                               </w:rPr>
                             </w:pPr>
-                            <w:r>
-                              <w:fldChar w:fldCharType="begin"/>
-                            </w:r>
-                            <w:r>
-                              <w:instrText xml:space="preserve"> HYPERLINK "mailto:office@caclimate.fund" </w:instrText>
-                            </w:r>
-                            <w:r>
-                              <w:fldChar w:fldCharType="separate"/>
-                            </w:r>
-                            <w:r>
-                              <w:rPr>
-                                <w:rFonts w:ascii="Times New Roman" w:hAnsi="Times New Roman" w:cs="Times New Roman"/>
-                                <w:color w:val="FFFFFF" w:themeColor="background1"/>
-                                <w:sz w:val="20"/>
-                                <w:szCs w:val="20"/>
-                                <w:lang w:val="en-US"/>
-                              </w:rPr>
-                              <w:t>office@caclimate.fund</w:t>
-                            </w:r>
-                            <w:r>
-                              <w:rPr>
-                                <w:rFonts w:ascii="Times New Roman" w:hAnsi="Times New Roman" w:cs="Times New Roman"/>
-                                <w:color w:val="FFFFFF" w:themeColor="background1"/>
-                                <w:sz w:val="20"/>
-                                <w:szCs w:val="20"/>
-                                <w:lang w:val="en-US"/>
-                              </w:rPr>
-                              <w:fldChar w:fldCharType="end"/>
-                            </w:r>
+                            <w:hyperlink r:id="rId8" w:history="1">
+                              <w:r>
+                                <w:rPr>
+                                  <w:rFonts w:ascii="Times New Roman" w:hAnsi="Times New Roman" w:cs="Times New Roman"/>
+                                  <w:color w:val="FFFFFF" w:themeColor="background1"/>
+                                  <w:sz w:val="20"/>
+                                  <w:szCs w:val="20"/>
+                                  <w:lang w:val="en-US"/>
+                                </w:rPr>
+                                <w:t>office@caclimate.fund</w:t>
+                              </w:r>
+                            </w:hyperlink>
                             <w:r>
                               <w:rPr>
                                 <w:rFonts w:ascii="Times New Roman" w:hAnsi="Times New Roman" w:cs="Times New Roman"/>
@@ -282,7 +306,7 @@
                               </w:rPr>
                               <w:t xml:space="preserve"> | </w:t>
                             </w:r>
-                            <w:hyperlink r:id="rId8" w:history="1">
+                            <w:hyperlink r:id="rId9" w:history="1">
                               <w:r>
                                 <w:rPr>
                                   <w:rFonts w:ascii="Times New Roman" w:hAnsi="Times New Roman" w:cs="Times New Roman"/>
@@ -335,29 +359,7 @@
                                 <w:szCs w:val="20"/>
                                 <w:lang w:val="en-US"/>
                               </w:rPr>
-                              <w:t xml:space="preserve">010000, 11/1, </w:t>
-                            </w:r>
-                            <w:proofErr w:type="spellStart"/>
-                            <w:r>
-                              <w:rPr>
-                                <w:rFonts w:ascii="Times New Roman" w:hAnsi="Times New Roman" w:cs="Times New Roman"/>
-                                <w:color w:val="FFFFFF" w:themeColor="background1"/>
-                                <w:sz w:val="20"/>
-                                <w:szCs w:val="20"/>
-                                <w:lang w:val="en-US"/>
-                              </w:rPr>
-                              <w:t>Mangilik</w:t>
-                            </w:r>
-                            <w:proofErr w:type="spellEnd"/>
-                            <w:r>
-                              <w:rPr>
-                                <w:rFonts w:ascii="Times New Roman" w:hAnsi="Times New Roman" w:cs="Times New Roman"/>
-                                <w:color w:val="FFFFFF" w:themeColor="background1"/>
-                                <w:sz w:val="20"/>
-                                <w:szCs w:val="20"/>
-                                <w:lang w:val="en-US"/>
-                              </w:rPr>
-                              <w:t xml:space="preserve"> </w:t>
+                              <w:t xml:space="preserve">010000, 11/1, Mangilik </w:t>
                             </w:r>
                             <w:r>
                               <w:rPr>
@@ -421,7 +423,6 @@
                               </w:rPr>
                               <w:t xml:space="preserve">010000, </w:t>
                             </w:r>
-                            <w:proofErr w:type="spellStart"/>
                             <w:r>
                               <w:rPr>
                                 <w:rFonts w:ascii="Times New Roman" w:hAnsi="Times New Roman" w:cs="Times New Roman"/>
@@ -431,7 +432,6 @@
                               </w:rPr>
                               <w:t>Қазақстан</w:t>
                             </w:r>
-                            <w:proofErr w:type="spellEnd"/>
                             <w:r>
                               <w:rPr>
                                 <w:rFonts w:ascii="Times New Roman" w:hAnsi="Times New Roman" w:cs="Times New Roman"/>
@@ -461,7 +461,6 @@
                               </w:rPr>
                               <w:t xml:space="preserve">, </w:t>
                             </w:r>
-                            <w:proofErr w:type="spellStart"/>
                             <w:r>
                               <w:rPr>
                                 <w:rFonts w:ascii="Times New Roman" w:hAnsi="Times New Roman" w:cs="Times New Roman"/>
@@ -471,7 +470,6 @@
                               </w:rPr>
                               <w:t>Есіл</w:t>
                             </w:r>
-                            <w:proofErr w:type="spellEnd"/>
                             <w:r>
                               <w:rPr>
                                 <w:rFonts w:ascii="Times New Roman" w:hAnsi="Times New Roman" w:cs="Times New Roman"/>
@@ -482,7 +480,6 @@
                               </w:rPr>
                               <w:t xml:space="preserve"> </w:t>
                             </w:r>
-                            <w:proofErr w:type="spellStart"/>
                             <w:r>
                               <w:rPr>
                                 <w:rFonts w:ascii="Times New Roman" w:hAnsi="Times New Roman" w:cs="Times New Roman"/>
@@ -492,7 +489,6 @@
                               </w:rPr>
                               <w:t>ауданы</w:t>
                             </w:r>
-                            <w:proofErr w:type="spellEnd"/>
                             <w:r>
                               <w:rPr>
                                 <w:rFonts w:ascii="Times New Roman" w:hAnsi="Times New Roman" w:cs="Times New Roman"/>
@@ -503,7 +499,6 @@
                               </w:rPr>
                               <w:t xml:space="preserve">, </w:t>
                             </w:r>
-                            <w:proofErr w:type="spellStart"/>
                             <w:r>
                               <w:rPr>
                                 <w:rFonts w:ascii="Times New Roman" w:hAnsi="Times New Roman" w:cs="Times New Roman"/>
@@ -513,7 +508,6 @@
                               </w:rPr>
                               <w:t>Мәңгілік</w:t>
                             </w:r>
-                            <w:proofErr w:type="spellEnd"/>
                             <w:r>
                               <w:rPr>
                                 <w:rFonts w:ascii="Times New Roman" w:hAnsi="Times New Roman" w:cs="Times New Roman"/>
@@ -543,7 +537,6 @@
                               </w:rPr>
                               <w:t xml:space="preserve"> </w:t>
                             </w:r>
-                            <w:proofErr w:type="spellStart"/>
                             <w:r>
                               <w:rPr>
                                 <w:rFonts w:ascii="Times New Roman" w:hAnsi="Times New Roman" w:cs="Times New Roman"/>
@@ -553,7 +546,6 @@
                               </w:rPr>
                               <w:t>даң</w:t>
                             </w:r>
-                            <w:proofErr w:type="spellEnd"/>
                             <w:r>
                               <w:rPr>
                                 <w:rFonts w:ascii="Times New Roman" w:hAnsi="Times New Roman" w:cs="Times New Roman"/>
@@ -668,7 +660,7 @@
                 <v:stroke joinstyle="miter"/>
                 <v:path gradientshapeok="t" o:connecttype="rect"/>
               </v:shapetype>
-              <v:shape id="Надпись 4" o:spid="_x0000_s1026" type="#_x0000_t202" style="position:absolute;margin-left:6pt;margin-top:240.55pt;width:466.8pt;height:71.95pt;z-index:251661312;visibility:visible;mso-wrap-style:square;mso-height-percent:0;mso-wrap-distance-left:9pt;mso-wrap-distance-top:0;mso-wrap-distance-right:9pt;mso-wrap-distance-bottom:0;mso-position-horizontal:absolute;mso-position-horizontal-relative:margin;mso-position-vertical:absolute;mso-position-vertical-relative:text;mso-height-percent:0;mso-height-relative:margin;v-text-anchor:top" o:gfxdata="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" filled="f" stroked="f" strokeweight=".5pt">
+              <v:shape id="Надпись 4" o:spid="_x0000_s1026" type="#_x0000_t202" style="position:absolute;margin-left:3pt;margin-top:126.4pt;width:466.8pt;height:71.95pt;z-index:251661312;visibility:visible;mso-wrap-style:square;mso-height-percent:0;mso-wrap-distance-left:9pt;mso-wrap-distance-top:0;mso-wrap-distance-right:9pt;mso-wrap-distance-bottom:0;mso-position-horizontal:absolute;mso-position-horizontal-relative:margin;mso-position-vertical:absolute;mso-position-vertical-relative:text;mso-height-percent:0;mso-height-relative:margin;v-text-anchor:top" o:gfxdata="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" filled="f" stroked="f" strokeweight=".5pt">
                 <v:textbox>
                   <w:txbxContent>
                     <w:p>
@@ -682,35 +674,18 @@
                           <w:lang w:val="en-US"/>
                         </w:rPr>
                       </w:pPr>
-                      <w:r>
-                        <w:fldChar w:fldCharType="begin"/>
-                      </w:r>
-                      <w:r>
-                        <w:instrText xml:space="preserve"> HYPERLINK "mailto:office@caclimate.fund" </w:instrText>
-                      </w:r>
-                      <w:r>
-                        <w:fldChar w:fldCharType="separate"/>
-                      </w:r>
-                      <w:r>
-                        <w:rPr>
-                          <w:rFonts w:ascii="Times New Roman" w:hAnsi="Times New Roman" w:cs="Times New Roman"/>
-                          <w:color w:val="FFFFFF" w:themeColor="background1"/>
-                          <w:sz w:val="20"/>
-                          <w:szCs w:val="20"/>
-                          <w:lang w:val="en-US"/>
-                        </w:rPr>
-                        <w:t>office@caclimate.fund</w:t>
-                      </w:r>
-                      <w:r>
-                        <w:rPr>
-                          <w:rFonts w:ascii="Times New Roman" w:hAnsi="Times New Roman" w:cs="Times New Roman"/>
-                          <w:color w:val="FFFFFF" w:themeColor="background1"/>
-                          <w:sz w:val="20"/>
-                          <w:szCs w:val="20"/>
-                          <w:lang w:val="en-US"/>
-                        </w:rPr>
-                        <w:fldChar w:fldCharType="end"/>
-                      </w:r>
+                      <w:hyperlink r:id="rId10" w:history="1">
+                        <w:r>
+                          <w:rPr>
+                            <w:rFonts w:ascii="Times New Roman" w:hAnsi="Times New Roman" w:cs="Times New Roman"/>
+                            <w:color w:val="FFFFFF" w:themeColor="background1"/>
+                            <w:sz w:val="20"/>
+                            <w:szCs w:val="20"/>
+                            <w:lang w:val="en-US"/>
+                          </w:rPr>
+                          <w:t>office@caclimate.fund</w:t>
+                        </w:r>
+                      </w:hyperlink>
                       <w:r>
                         <w:rPr>
                           <w:rFonts w:ascii="Times New Roman" w:hAnsi="Times New Roman" w:cs="Times New Roman"/>
@@ -721,7 +696,7 @@
                         </w:rPr>
                         <w:t xml:space="preserve"> | </w:t>
                       </w:r>
-                      <w:hyperlink r:id="rId9" w:history="1">
+                      <w:hyperlink r:id="rId11" w:history="1">
                         <w:r>
                           <w:rPr>
                             <w:rFonts w:ascii="Times New Roman" w:hAnsi="Times New Roman" w:cs="Times New Roman"/>
@@ -774,29 +749,7 @@
                           <w:szCs w:val="20"/>
                           <w:lang w:val="en-US"/>
                         </w:rPr>
-                        <w:t xml:space="preserve">010000, 11/1, </w:t>
-                      </w:r>
-                      <w:proofErr w:type="spellStart"/>
-                      <w:r>
-                        <w:rPr>
-                          <w:rFonts w:ascii="Times New Roman" w:hAnsi="Times New Roman" w:cs="Times New Roman"/>
-                          <w:color w:val="FFFFFF" w:themeColor="background1"/>
-                          <w:sz w:val="20"/>
-                          <w:szCs w:val="20"/>
-                          <w:lang w:val="en-US"/>
-                        </w:rPr>
-                        <w:t>Mangilik</w:t>
-                      </w:r>
-                      <w:proofErr w:type="spellEnd"/>
-                      <w:r>
-                        <w:rPr>
-                          <w:rFonts w:ascii="Times New Roman" w:hAnsi="Times New Roman" w:cs="Times New Roman"/>
-                          <w:color w:val="FFFFFF" w:themeColor="background1"/>
-                          <w:sz w:val="20"/>
-                          <w:szCs w:val="20"/>
-                          <w:lang w:val="en-US"/>
-                        </w:rPr>
-                        <w:t xml:space="preserve"> </w:t>
+                        <w:t xml:space="preserve">010000, 11/1, Mangilik </w:t>
                       </w:r>
                       <w:r>
                         <w:rPr>
@@ -860,7 +813,6 @@
                         </w:rPr>
                         <w:t xml:space="preserve">010000, </w:t>
                       </w:r>
-                      <w:proofErr w:type="spellStart"/>
                       <w:r>
                         <w:rPr>
                           <w:rFonts w:ascii="Times New Roman" w:hAnsi="Times New Roman" w:cs="Times New Roman"/>
@@ -870,7 +822,6 @@
                         </w:rPr>
                         <w:t>Қазақстан</w:t>
                       </w:r>
-                      <w:proofErr w:type="spellEnd"/>
                       <w:r>
                         <w:rPr>
                           <w:rFonts w:ascii="Times New Roman" w:hAnsi="Times New Roman" w:cs="Times New Roman"/>
@@ -900,7 +851,6 @@
                         </w:rPr>
                         <w:t xml:space="preserve">, </w:t>
                       </w:r>
-                      <w:proofErr w:type="spellStart"/>
                       <w:r>
                         <w:rPr>
                           <w:rFonts w:ascii="Times New Roman" w:hAnsi="Times New Roman" w:cs="Times New Roman"/>
@@ -910,7 +860,6 @@
                         </w:rPr>
                         <w:t>Есіл</w:t>
                       </w:r>
-                      <w:proofErr w:type="spellEnd"/>
                       <w:r>
                         <w:rPr>
                           <w:rFonts w:ascii="Times New Roman" w:hAnsi="Times New Roman" w:cs="Times New Roman"/>
@@ -921,7 +870,6 @@
                         </w:rPr>
                         <w:t xml:space="preserve"> </w:t>
                       </w:r>
-                      <w:proofErr w:type="spellStart"/>
                       <w:r>
                         <w:rPr>
                           <w:rFonts w:ascii="Times New Roman" w:hAnsi="Times New Roman" w:cs="Times New Roman"/>
@@ -931,7 +879,6 @@
                         </w:rPr>
                         <w:t>ауданы</w:t>
                       </w:r>
-                      <w:proofErr w:type="spellEnd"/>
                       <w:r>
                         <w:rPr>
                           <w:rFonts w:ascii="Times New Roman" w:hAnsi="Times New Roman" w:cs="Times New Roman"/>
@@ -942,7 +889,6 @@
                         </w:rPr>
                         <w:t xml:space="preserve">, </w:t>
                       </w:r>
-                      <w:proofErr w:type="spellStart"/>
                       <w:r>
                         <w:rPr>
                           <w:rFonts w:ascii="Times New Roman" w:hAnsi="Times New Roman" w:cs="Times New Roman"/>
@@ -952,7 +898,6 @@
                         </w:rPr>
                         <w:t>Мәңгілік</w:t>
                       </w:r>
-                      <w:proofErr w:type="spellEnd"/>
                       <w:r>
                         <w:rPr>
                           <w:rFonts w:ascii="Times New Roman" w:hAnsi="Times New Roman" w:cs="Times New Roman"/>
@@ -982,7 +927,6 @@
                         </w:rPr>
                         <w:t xml:space="preserve"> </w:t>
                       </w:r>
-                      <w:proofErr w:type="spellStart"/>
                       <w:r>
                         <w:rPr>
                           <w:rFonts w:ascii="Times New Roman" w:hAnsi="Times New Roman" w:cs="Times New Roman"/>
@@ -992,7 +936,6 @@
                         </w:rPr>
                         <w:t>даң</w:t>
                       </w:r>
-                      <w:proofErr w:type="spellEnd"/>
                       <w:r>
                         <w:rPr>
                           <w:rFonts w:ascii="Times New Roman" w:hAnsi="Times New Roman" w:cs="Times New Roman"/>
@@ -1095,57 +1038,31 @@
     </w:p>
     <w:p>
       <w:pPr>
-        <w:pStyle w:val="1"/>
-        <w:rPr>
-          <w:rFonts w:eastAsia="Times New Roman"/>
-          <w:lang w:eastAsia="ru-RU"/>
-        </w:rPr>
-      </w:pPr>
-    </w:p>
-    <w:p>
-      <w:pPr>
-        <w:rPr>
-          <w:lang w:eastAsia="ru-RU"/>
-        </w:rPr>
-      </w:pPr>
-    </w:p>
-    <w:p>
-      <w:pPr>
-        <w:rPr>
-          <w:lang w:eastAsia="ru-RU"/>
-        </w:rPr>
-      </w:pPr>
-    </w:p>
-    <w:p>
-      <w:pPr>
-        <w:rPr>
-          <w:lang w:eastAsia="ru-RU"/>
-        </w:rPr>
-      </w:pPr>
-    </w:p>
-    <w:p>
-      <w:pPr>
-        <w:rPr>
-          <w:lang w:eastAsia="ru-RU"/>
-        </w:rPr>
-      </w:pPr>
-    </w:p>
-    <w:p>
-      <w:pPr>
-        <w:rPr>
-          <w:lang w:eastAsia="ru-RU"/>
-        </w:rPr>
-      </w:pPr>
-    </w:p>
-    <w:p>
-      <w:pPr>
         <w:rPr>
           <w:i/>
           <w:iCs/>
           <w:lang w:eastAsia="ru-RU"/>
         </w:rPr>
+      </w:pPr>
+    </w:p>
+    <w:p>
+      <w:pPr>
+        <w:rPr>
+          <w:i/>
+          <w:iCs/>
+          <w:lang w:eastAsia="ru-RU"/>
+        </w:rPr>
+      </w:pPr>
+    </w:p>
+    <w:p>
+      <w:pPr>
+        <w:rPr>
+          <w:i/>
+          <w:iCs/>
+          <w:lang w:eastAsia="ru-RU"/>
+        </w:rPr>
         <w:sectPr>
-          <w:footerReference w:type="default" r:id="rId10"/>
+          <w:footerReference w:type="default" r:id="rId12"/>
           <w:pgSz w:w="11906" w:h="16838"/>
           <w:pgMar w:top="1440" w:right="1440" w:bottom="1440" w:left="1440" w:header="708" w:footer="708" w:gutter="0"/>
           <w:cols w:space="708"/>
@@ -1158,7 +1075,7 @@
           <w:iCs/>
           <w:lang w:eastAsia="ru-RU"/>
         </w:rPr>
-        <w:t xml:space="preserve">По состоянию на 17 июня 2026 г. </w:t>
+        <w:t xml:space="preserve"> </w:t>
       </w:r>
     </w:p>
     <w:p>
@@ -1169,12 +1086,20 @@
           <w:lang w:eastAsia="ru-RU"/>
         </w:rPr>
       </w:pPr>
-      <w:r>
+    </w:p>
+    <w:p>
+      <w:pPr>
+        <w:pStyle w:val="1"/>
         <w:rPr>
           <w:rFonts w:eastAsia="Times New Roman"/>
           <w:lang w:eastAsia="ru-RU"/>
         </w:rPr>
-        <w:lastRenderedPageBreak/>
+      </w:pPr>
+      <w:r>
+        <w:rPr>
+          <w:rFonts w:eastAsia="Times New Roman"/>
+          <w:lang w:eastAsia="ru-RU"/>
+        </w:rPr>
         <w:t>РЕЗЮМЕ ДЛЯ РУКОВОДСТВА</w:t>
       </w:r>
     </w:p>
@@ -1859,7 +1784,6 @@
         <w:rPr>
           <w:lang w:eastAsia="ru-RU"/>
         </w:rPr>
-        <w:lastRenderedPageBreak/>
         <w:t>2026–2027 годы — обеспечение устойчивости деятельности и формирование проектного портфеля;</w:t>
       </w:r>
     </w:p>
@@ -1925,14 +1849,12 @@
         </w:rPr>
         <w:t>с</w:t>
       </w:r>
-      <w:proofErr w:type="spellStart"/>
       <w:r>
         <w:rPr>
           <w:lang w:eastAsia="ru-RU"/>
         </w:rPr>
         <w:t>уперфонда</w:t>
       </w:r>
-      <w:proofErr w:type="spellEnd"/>
       <w:r>
         <w:rPr>
           <w:lang w:eastAsia="ru-RU"/>
@@ -2512,6 +2434,7 @@
           <w:rFonts w:eastAsia="Times New Roman"/>
           <w:lang w:eastAsia="ru-RU"/>
         </w:rPr>
+        <w:lastRenderedPageBreak/>
         <w:t>Стратегическая цель</w:t>
       </w:r>
     </w:p>
@@ -2525,14 +2448,7 @@
         <w:rPr>
           <w:lang w:eastAsia="ru-RU"/>
         </w:rPr>
-        <w:t xml:space="preserve">Создание устойчивой региональной платформы Центральной Азии для разработки, сопровождения и реализации экологических, климатических и </w:t>
-      </w:r>
-      <w:r>
-        <w:rPr>
-          <w:lang w:eastAsia="ru-RU"/>
-        </w:rPr>
-        <w:lastRenderedPageBreak/>
-        <w:t>энергетических инициатив с использованием потенциала Проектного офиса, международных партнерств и результатов Регионального экологического саммита.</w:t>
+        <w:t>Создание устойчивой региональной платформы Центральной Азии для разработки, сопровождения и реализации экологических, климатических и энергетических инициатив с использованием потенциала Проектного офиса, международных партнерств и результатов Регионального экологического саммита.</w:t>
       </w:r>
     </w:p>
     <w:p>
@@ -2619,7 +2535,6 @@
         </w:rPr>
         <w:t>“</w:t>
       </w:r>
-      <w:proofErr w:type="spellStart"/>
       <w:r>
         <w:rPr>
           <w:b/>
@@ -2636,7 +2551,6 @@
         </w:rPr>
         <w:t>уперфонда</w:t>
       </w:r>
-      <w:proofErr w:type="spellEnd"/>
       <w:r>
         <w:rPr>
           <w:b/>
@@ -2723,21 +2637,8 @@
         </w:rPr>
         <w:t>будет создан Экспертно-аналитический центр (</w:t>
       </w:r>
-      <w:proofErr w:type="spellStart"/>
-      <w:r>
-        <w:t>think</w:t>
-      </w:r>
-      <w:proofErr w:type="spellEnd"/>
-      <w:r>
-        <w:t xml:space="preserve"> </w:t>
-      </w:r>
-      <w:proofErr w:type="spellStart"/>
-      <w:r>
-        <w:t>tank</w:t>
-      </w:r>
-      <w:proofErr w:type="spellEnd"/>
-      <w:r>
-        <w:t>)</w:t>
+      <w:r>
+        <w:t>think tank)</w:t>
       </w:r>
       <w:r>
         <w:rPr>
@@ -2979,7 +2880,7 @@
         <w:rPr>
           <w:lang w:eastAsia="ru-RU"/>
         </w:rPr>
-        <w:t>участие в реализации инициативы Таза Қазақстан;</w:t>
+        <w:t>участие в реализации экологических инициатив и программ;</w:t>
       </w:r>
     </w:p>
     <w:p>
@@ -3338,33 +3239,33 @@
           <w:lang w:eastAsia="ru-RU"/>
         </w:rPr>
         <w:lastRenderedPageBreak/>
-        <w:t>Таза Қазақстан</w:t>
-      </w:r>
-    </w:p>
-    <w:p>
-      <w:pPr>
-        <w:rPr>
-          <w:lang w:eastAsia="ru-RU"/>
-        </w:rPr>
-      </w:pPr>
-      <w:r>
-        <w:rPr>
-          <w:lang w:eastAsia="ru-RU"/>
-        </w:rPr>
-        <w:t>Фонд может выполнять функции проектного офиса и оператора отдельных мероприятий инициативы.</w:t>
-      </w:r>
-    </w:p>
-    <w:p>
-      <w:pPr>
-        <w:rPr>
-          <w:lang w:eastAsia="ru-RU"/>
-        </w:rPr>
-      </w:pPr>
-      <w:r>
-        <w:rPr>
-          <w:lang w:eastAsia="ru-RU"/>
-        </w:rPr>
-        <w:t>В перспективе отдельные практики программы могут быть адаптированы и предложены государствам Центральной Азии.</w:t>
+        <w:t>Экологические инициативы и программы</w:t>
+      </w:r>
+    </w:p>
+    <w:p>
+      <w:pPr>
+        <w:rPr>
+          <w:lang w:eastAsia="ru-RU"/>
+        </w:rPr>
+      </w:pPr>
+      <w:r>
+        <w:rPr>
+          <w:lang w:eastAsia="ru-RU"/>
+        </w:rPr>
+        <w:t>Фонд может выполнять функции проектного офиса и оператора отдельных мероприятий таких инициатив.</w:t>
+      </w:r>
+    </w:p>
+    <w:p>
+      <w:pPr>
+        <w:rPr>
+          <w:lang w:eastAsia="ru-RU"/>
+        </w:rPr>
+      </w:pPr>
+      <w:r>
+        <w:rPr>
+          <w:lang w:eastAsia="ru-RU"/>
+        </w:rPr>
+        <w:t>В перспективе отдельные практики могут быть адаптированы и предложены государствам Центральной Азии.</w:t>
       </w:r>
     </w:p>
     <w:p>
@@ -3601,7 +3502,7 @@
         <w:rPr>
           <w:lang w:eastAsia="ru-RU"/>
         </w:rPr>
-        <w:t>Возможен выпуск ежеквартальных обзоров по Центральной Азии, аналитики по реализации Таза Қазақстан, обзоров климатических рисков и ежегодных региональных докладов.</w:t>
+        <w:t>Возможен выпуск ежеквартальных обзоров по Центральной Азии, аналитики по реализации экологических инициатив и программ, обзоров климатических рисков и ежегодных региональных докладов.</w:t>
       </w:r>
     </w:p>
     <w:p>
@@ -3685,35 +3586,46 @@
         <w:rPr>
           <w:lang w:eastAsia="ru-RU"/>
         </w:rPr>
-        <w:t xml:space="preserve">Зеленый </w:t>
-      </w:r>
-      <w:proofErr w:type="spellStart"/>
-      <w:r>
-        <w:rPr>
-          <w:lang w:eastAsia="ru-RU"/>
-        </w:rPr>
-        <w:t>Think</w:t>
-      </w:r>
-      <w:proofErr w:type="spellEnd"/>
+        <w:t>Зеленый Think Tank</w:t>
+      </w:r>
+      <w:r>
+        <w:rPr>
+          <w:lang w:eastAsia="ru-RU"/>
+        </w:rPr>
+        <w:t>»</w:t>
+      </w:r>
       <w:r>
         <w:rPr>
           <w:lang w:eastAsia="ru-RU"/>
         </w:rPr>
         <w:t xml:space="preserve"> </w:t>
       </w:r>
-      <w:proofErr w:type="spellStart"/>
-      <w:r>
-        <w:rPr>
-          <w:lang w:eastAsia="ru-RU"/>
-        </w:rPr>
-        <w:t>Tank</w:t>
-      </w:r>
-      <w:proofErr w:type="spellEnd"/>
-      <w:r>
-        <w:rPr>
-          <w:lang w:eastAsia="ru-RU"/>
-        </w:rPr>
-        <w:t>»</w:t>
+      <w:r>
+        <w:rPr>
+          <w:lang w:eastAsia="ru-RU"/>
+        </w:rPr>
+        <w:t xml:space="preserve">для </w:t>
+      </w:r>
+      <w:r>
+        <w:rPr>
+          <w:lang w:eastAsia="ru-RU"/>
+        </w:rPr>
+        <w:t>глубокого нау</w:t>
+      </w:r>
+      <w:r>
+        <w:rPr>
+          <w:lang w:eastAsia="ru-RU"/>
+        </w:rPr>
+        <w:t>ч</w:t>
+      </w:r>
+      <w:r>
+        <w:rPr>
+          <w:lang w:eastAsia="ru-RU"/>
+        </w:rPr>
+        <w:t xml:space="preserve">но-практического </w:t>
+      </w:r>
+      <w:r>
+        <w:t>изучения отраслевых вопросов и выработки</w:t>
       </w:r>
       <w:r>
         <w:rPr>
@@ -3725,39 +3637,6 @@
         <w:rPr>
           <w:lang w:eastAsia="ru-RU"/>
         </w:rPr>
-        <w:t xml:space="preserve">для </w:t>
-      </w:r>
-      <w:r>
-        <w:rPr>
-          <w:lang w:eastAsia="ru-RU"/>
-        </w:rPr>
-        <w:t>глубокого нау</w:t>
-      </w:r>
-      <w:r>
-        <w:rPr>
-          <w:lang w:eastAsia="ru-RU"/>
-        </w:rPr>
-        <w:t>ч</w:t>
-      </w:r>
-      <w:r>
-        <w:rPr>
-          <w:lang w:eastAsia="ru-RU"/>
-        </w:rPr>
-        <w:t xml:space="preserve">но-практического </w:t>
-      </w:r>
-      <w:r>
-        <w:t>изучения отраслевых вопросов и выработки</w:t>
-      </w:r>
-      <w:r>
-        <w:rPr>
-          <w:lang w:eastAsia="ru-RU"/>
-        </w:rPr>
-        <w:t xml:space="preserve"> </w:t>
-      </w:r>
-      <w:r>
-        <w:rPr>
-          <w:lang w:eastAsia="ru-RU"/>
-        </w:rPr>
         <w:t>экспертных заключений, аналитики</w:t>
       </w:r>
       <w:r>
@@ -3822,7 +3701,6 @@
         <w:rPr>
           <w:lang w:eastAsia="ru-RU"/>
         </w:rPr>
-        <w:lastRenderedPageBreak/>
         <w:t>При Фонде функционируют:</w:t>
       </w:r>
     </w:p>
@@ -3841,6 +3719,7 @@
         <w:rPr>
           <w:lang w:eastAsia="ru-RU"/>
         </w:rPr>
+        <w:lastRenderedPageBreak/>
         <w:t>Проектный офис для Центральной Азии;</w:t>
       </w:r>
     </w:p>
@@ -4394,7 +4273,7 @@
         <w:rPr>
           <w:lang w:eastAsia="ru-RU"/>
         </w:rPr>
-        <w:t>сопровождение инициативы Таза Қазақстан;</w:t>
+        <w:t>сопровождение экологических инициатив и программ;</w:t>
       </w:r>
     </w:p>
     <w:p>
@@ -4412,7 +4291,6 @@
         <w:rPr>
           <w:lang w:eastAsia="ru-RU"/>
         </w:rPr>
-        <w:lastRenderedPageBreak/>
         <w:t>Зеленые школы</w:t>
       </w:r>
       <w:r>
@@ -4479,6 +4357,7 @@
         <w:rPr>
           <w:lang w:eastAsia="ru-RU"/>
         </w:rPr>
+        <w:lastRenderedPageBreak/>
         <w:t>аналитические</w:t>
       </w:r>
       <w:r>
@@ -4731,7 +4610,15 @@
         <w:rPr>
           <w:lang w:eastAsia="ru-RU"/>
         </w:rPr>
-        <w:t>Сохранение и развитие созданного потенциала требует перехода от проектного подхода к долгосрочной институциональной модели.</w:t>
+        <w:t xml:space="preserve">Сохранение и развитие созданного потенциала требует перехода от проектного подхода к долгосрочной институциональной </w:t>
+      </w:r>
+      <w:bookmarkStart w:id="0" w:name="_GoBack"/>
+      <w:bookmarkEnd w:id="0"/>
+      <w:r>
+        <w:rPr>
+          <w:lang w:eastAsia="ru-RU"/>
+        </w:rPr>
+        <w:t>модели.</w:t>
       </w:r>
     </w:p>
     <w:p>
@@ -4771,7 +4658,7 @@
 </file>
 
 <file path=word/endnotes.xml><?xml version="1.0" encoding="utf-8"?>
-<w:endnotes xmlns:wpc="http://schemas.microsoft.com/office/word/2010/wordprocessingCanvas" xmlns:cx="http://schemas.microsoft.com/office/drawing/2014/chartex" xmlns:cx1="http://schemas.microsoft.com/office/drawing/2015/9/8/chartex" xmlns:cx2="http://schemas.microsoft.com/office/drawing/2015/10/21/chartex" xmlns:cx3="http://schemas.microsoft.com/office/drawing/2016/5/9/chartex" xmlns:cx4="http://schemas.microsoft.com/office/drawing/2016/5/10/chartex" xmlns:cx5="http://schemas.microsoft.com/office/drawing/2016/5/11/chartex" xmlns:cx6="http://schemas.microsoft.com/office/drawing/2016/5/12/chartex" xmlns:cx7="http://schemas.microsoft.com/office/drawing/2016/5/13/chartex" xmlns:cx8="http://schemas.microsoft.com/office/drawing/2016/5/14/chartex" xmlns:mc="http://schemas.openxmlformats.org/markup-compatibility/2006" xmlns:aink="http://schemas.microsoft.com/office/drawing/2016/ink" xmlns:am3d="http://schemas.microsoft.com/office/drawing/2017/model3d" xmlns:o="urn:schemas-microsoft-com:office:office" xmlns:oel="http://schemas.microsoft.com/office/2019/extlst" xmlns:r="http://schemas.openxmlformats.org/officeDocument/2006/relationships" xmlns:m="http://schemas.openxmlformats.org/officeDocument/2006/math" xmlns:v="urn:schemas-microsoft-com:vml" xmlns:wp14="http://schemas.microsoft.com/office/word/2010/wordprocessingDrawing" xmlns:wp="http://schemas.openxmlformats.org/drawingml/2006/wordprocessingDrawing" xmlns:w10="urn:schemas-microsoft-com:office:word" xmlns:w="http://schemas.openxmlformats.org/wordprocessingml/2006/main" xmlns:w14="http://schemas.microsoft.com/office/word/2010/wordml" xmlns:w15="http://schemas.microsoft.com/office/word/2012/wordml" xmlns:w16cex="http://schemas.microsoft.com/office/word/2018/wordml/cex" xmlns:w16cid="http://schemas.microsoft.com/office/word/2016/wordml/cid" xmlns:w16="http://schemas.microsoft.com/office/word/2018/wordml" xmlns:w16du="http://schemas.microsoft.com/office/word/2023/wordml/word16du" xmlns:w16sdtdh="http://schemas.microsoft.com/office/word/2020/wordml/sdtdatahash" xmlns:w16sdtfl="http://schemas.microsoft.com/office/word/2024/wordml/sdtformatlock" xmlns:w16se="http://schemas.microsoft.com/office/word/2015/wordml/symex" xmlns:wpg="http://schemas.microsoft.com/office/word/2010/wordprocessingGroup" xmlns:wpi="http://schemas.microsoft.com/office/word/2010/wordprocessingInk" xmlns:wne="http://schemas.microsoft.com/office/word/2006/wordml" xmlns:wps="http://schemas.microsoft.com/office/word/2010/wordprocessingShape" mc:Ignorable="w14 w15 w16se w16cid w16 w16cex w16sdtdh w16sdtfl w16du wp14">
+<w:endnotes xmlns:wpc="http://schemas.microsoft.com/office/word/2010/wordprocessingCanvas" xmlns:mc="http://schemas.openxmlformats.org/markup-compatibility/2006" xmlns:o="urn:schemas-microsoft-com:office:office" xmlns:r="http://schemas.openxmlformats.org/officeDocument/2006/relationships" xmlns:m="http://schemas.openxmlformats.org/officeDocument/2006/math" xmlns:v="urn:schemas-microsoft-com:vml" xmlns:wp14="http://schemas.microsoft.com/office/word/2010/wordprocessingDrawing" xmlns:wp="http://schemas.openxmlformats.org/drawingml/2006/wordprocessingDrawing" xmlns:w10="urn:schemas-microsoft-com:office:word" xmlns:w="http://schemas.openxmlformats.org/wordprocessingml/2006/main" xmlns:w14="http://schemas.microsoft.com/office/word/2010/wordml" xmlns:w15="http://schemas.microsoft.com/office/word/2012/wordml" xmlns:wpg="http://schemas.microsoft.com/office/word/2010/wordprocessingGroup" xmlns:wpi="http://schemas.microsoft.com/office/word/2010/wordprocessingInk" xmlns:wne="http://schemas.microsoft.com/office/word/2006/wordml" xmlns:wps="http://schemas.microsoft.com/office/word/2010/wordprocessingShape" mc:Ignorable="w14 w15 wp14">
   <w:endnote w:type="separator" w:id="-1">
     <w:p>
       <w:pPr>
@@ -4796,7 +4683,7 @@
 </file>
 
 <file path=word/footer1.xml><?xml version="1.0" encoding="utf-8"?>
-<w:ftr xmlns:wpc="http://schemas.microsoft.com/office/word/2010/wordprocessingCanvas" xmlns:cx="http://schemas.microsoft.com/office/drawing/2014/chartex" xmlns:cx1="http://schemas.microsoft.com/office/drawing/2015/9/8/chartex" xmlns:cx2="http://schemas.microsoft.com/office/drawing/2015/10/21/chartex" xmlns:cx3="http://schemas.microsoft.com/office/drawing/2016/5/9/chartex" xmlns:cx4="http://schemas.microsoft.com/office/drawing/2016/5/10/chartex" xmlns:cx5="http://schemas.microsoft.com/office/drawing/2016/5/11/chartex" xmlns:cx6="http://schemas.microsoft.com/office/drawing/2016/5/12/chartex" xmlns:cx7="http://schemas.microsoft.com/office/drawing/2016/5/13/chartex" xmlns:cx8="http://schemas.microsoft.com/office/drawing/2016/5/14/chartex" xmlns:mc="http://schemas.openxmlformats.org/markup-compatibility/2006" xmlns:aink="http://schemas.microsoft.com/office/drawing/2016/ink" xmlns:am3d="http://schemas.microsoft.com/office/drawing/2017/model3d" xmlns:o="urn:schemas-microsoft-com:office:office" xmlns:oel="http://schemas.microsoft.com/office/2019/extlst" xmlns:r="http://schemas.openxmlformats.org/officeDocument/2006/relationships" xmlns:m="http://schemas.openxmlformats.org/officeDocument/2006/math" xmlns:v="urn:schemas-microsoft-com:vml" xmlns:wp14="http://schemas.microsoft.com/office/word/2010/wordprocessingDrawing" xmlns:wp="http://schemas.openxmlformats.org/drawingml/2006/wordprocessingDrawing" xmlns:w10="urn:schemas-microsoft-com:office:word" xmlns:w="http://schemas.openxmlformats.org/wordprocessingml/2006/main" xmlns:w14="http://schemas.microsoft.com/office/word/2010/wordml" xmlns:w15="http://schemas.microsoft.com/office/word/2012/wordml" xmlns:w16cex="http://schemas.microsoft.com/office/word/2018/wordml/cex" xmlns:w16cid="http://schemas.microsoft.com/office/word/2016/wordml/cid" xmlns:w16="http://schemas.microsoft.com/office/word/2018/wordml" xmlns:w16du="http://schemas.microsoft.com/office/word/2023/wordml/word16du" xmlns:w16sdtdh="http://schemas.microsoft.com/office/word/2020/wordml/sdtdatahash" xmlns:w16sdtfl="http://schemas.microsoft.com/office/word/2024/wordml/sdtformatlock" xmlns:w16se="http://schemas.microsoft.com/office/word/2015/wordml/symex" xmlns:wpg="http://schemas.microsoft.com/office/word/2010/wordprocessingGroup" xmlns:wpi="http://schemas.microsoft.com/office/word/2010/wordprocessingInk" xmlns:wne="http://schemas.microsoft.com/office/word/2006/wordml" xmlns:wps="http://schemas.microsoft.com/office/word/2010/wordprocessingShape" mc:Ignorable="w14 w15 w16se w16cid w16 w16cex w16sdtdh w16sdtfl w16du wp14">
+<w:ftr xmlns:wpc="http://schemas.microsoft.com/office/word/2010/wordprocessingCanvas" xmlns:mc="http://schemas.openxmlformats.org/markup-compatibility/2006" xmlns:o="urn:schemas-microsoft-com:office:office" xmlns:r="http://schemas.openxmlformats.org/officeDocument/2006/relationships" xmlns:m="http://schemas.openxmlformats.org/officeDocument/2006/math" xmlns:v="urn:schemas-microsoft-com:vml" xmlns:wp14="http://schemas.microsoft.com/office/word/2010/wordprocessingDrawing" xmlns:wp="http://schemas.openxmlformats.org/drawingml/2006/wordprocessingDrawing" xmlns:w10="urn:schemas-microsoft-com:office:word" xmlns:w="http://schemas.openxmlformats.org/wordprocessingml/2006/main" xmlns:w14="http://schemas.microsoft.com/office/word/2010/wordml" xmlns:w15="http://schemas.microsoft.com/office/word/2012/wordml" xmlns:wpg="http://schemas.microsoft.com/office/word/2010/wordprocessingGroup" xmlns:wpi="http://schemas.microsoft.com/office/word/2010/wordprocessingInk" xmlns:wne="http://schemas.microsoft.com/office/word/2006/wordml" xmlns:wps="http://schemas.microsoft.com/office/word/2010/wordprocessingShape" mc:Ignorable="w14 w15 wp14">
   <w:p>
     <w:pPr>
       <w:pStyle w:val="af1"/>
@@ -4807,6 +4694,7 @@
         <w:b/>
         <w:bCs/>
         <w:noProof/>
+        <w:lang w:eastAsia="ru-RU"/>
       </w:rPr>
       <w:drawing>
         <wp:anchor distT="114300" distB="114300" distL="114300" distR="114300" simplePos="0" relativeHeight="251659264" behindDoc="1" locked="0" layoutInCell="1" hidden="0" allowOverlap="1" wp14:anchorId="7515C381" wp14:editId="1C335D11">
@@ -4820,7 +4708,7 @@
           <wp:extent cx="804022" cy="255495"/>
           <wp:effectExtent l="0" t="0" r="0" b="0"/>
           <wp:wrapNone/>
-          <wp:docPr id="1253429421" name="image1.png"/>
+          <wp:docPr id="1" name="image1.png"/>
           <wp:cNvGraphicFramePr/>
           <a:graphic xmlns:a="http://schemas.openxmlformats.org/drawingml/2006/main">
             <a:graphicData uri="http://schemas.openxmlformats.org/drawingml/2006/picture">
@@ -4873,6 +4761,7 @@
           <w:docPartUnique/>
         </w:docPartObj>
       </w:sdtPr>
+      <w:sdtEndPr/>
       <w:sdtContent>
         <w:r>
           <w:fldChar w:fldCharType="begin"/>
@@ -4884,7 +4773,10 @@
           <w:fldChar w:fldCharType="separate"/>
         </w:r>
         <w:r>
-          <w:t>2</w:t>
+          <w:rPr>
+            <w:noProof/>
+          </w:rPr>
+          <w:t>9</w:t>
         </w:r>
         <w:r>
           <w:fldChar w:fldCharType="end"/>
@@ -4901,7 +4793,7 @@
 </file>
 
 <file path=word/footnotes.xml><?xml version="1.0" encoding="utf-8"?>
-<w:footnotes xmlns:wpc="http://schemas.microsoft.com/office/word/2010/wordprocessingCanvas" xmlns:cx="http://schemas.microsoft.com/office/drawing/2014/chartex" xmlns:cx1="http://schemas.microsoft.com/office/drawing/2015/9/8/chartex" xmlns:cx2="http://schemas.microsoft.com/office/drawing/2015/10/21/chartex" xmlns:cx3="http://schemas.microsoft.com/office/drawing/2016/5/9/chartex" xmlns:cx4="http://schemas.microsoft.com/office/drawing/2016/5/10/chartex" xmlns:cx5="http://schemas.microsoft.com/office/drawing/2016/5/11/chartex" xmlns:cx6="http://schemas.microsoft.com/office/drawing/2016/5/12/chartex" xmlns:cx7="http://schemas.microsoft.com/office/drawing/2016/5/13/chartex" xmlns:cx8="http://schemas.microsoft.com/office/drawing/2016/5/14/chartex" xmlns:mc="http://schemas.openxmlformats.org/markup-compatibility/2006" xmlns:aink="http://schemas.microsoft.com/office/drawing/2016/ink" xmlns:am3d="http://schemas.microsoft.com/office/drawing/2017/model3d" xmlns:o="urn:schemas-microsoft-com:office:office" xmlns:oel="http://schemas.microsoft.com/office/2019/extlst" xmlns:r="http://schemas.openxmlformats.org/officeDocument/2006/relationships" xmlns:m="http://schemas.openxmlformats.org/officeDocument/2006/math" xmlns:v="urn:schemas-microsoft-com:vml" xmlns:wp14="http://schemas.microsoft.com/office/word/2010/wordprocessingDrawing" xmlns:wp="http://schemas.openxmlformats.org/drawingml/2006/wordprocessingDrawing" xmlns:w10="urn:schemas-microsoft-com:office:word" xmlns:w="http://schemas.openxmlformats.org/wordprocessingml/2006/main" xmlns:w14="http://schemas.microsoft.com/office/word/2010/wordml" xmlns:w15="http://schemas.microsoft.com/office/word/2012/wordml" xmlns:w16cex="http://schemas.microsoft.com/office/word/2018/wordml/cex" xmlns:w16cid="http://schemas.microsoft.com/office/word/2016/wordml/cid" xmlns:w16="http://schemas.microsoft.com/office/word/2018/wordml" xmlns:w16du="http://schemas.microsoft.com/office/word/2023/wordml/word16du" xmlns:w16sdtdh="http://schemas.microsoft.com/office/word/2020/wordml/sdtdatahash" xmlns:w16sdtfl="http://schemas.microsoft.com/office/word/2024/wordml/sdtformatlock" xmlns:w16se="http://schemas.microsoft.com/office/word/2015/wordml/symex" xmlns:wpg="http://schemas.microsoft.com/office/word/2010/wordprocessingGroup" xmlns:wpi="http://schemas.microsoft.com/office/word/2010/wordprocessingInk" xmlns:wne="http://schemas.microsoft.com/office/word/2006/wordml" xmlns:wps="http://schemas.microsoft.com/office/word/2010/wordprocessingShape" mc:Ignorable="w14 w15 w16se w16cid w16 w16cex w16sdtdh w16sdtfl w16du wp14">
+<w:footnotes xmlns:wpc="http://schemas.microsoft.com/office/word/2010/wordprocessingCanvas" xmlns:mc="http://schemas.openxmlformats.org/markup-compatibility/2006" xmlns:o="urn:schemas-microsoft-com:office:office" xmlns:r="http://schemas.openxmlformats.org/officeDocument/2006/relationships" xmlns:m="http://schemas.openxmlformats.org/officeDocument/2006/math" xmlns:v="urn:schemas-microsoft-com:vml" xmlns:wp14="http://schemas.microsoft.com/office/word/2010/wordprocessingDrawing" xmlns:wp="http://schemas.openxmlformats.org/drawingml/2006/wordprocessingDrawing" xmlns:w10="urn:schemas-microsoft-com:office:word" xmlns:w="http://schemas.openxmlformats.org/wordprocessingml/2006/main" xmlns:w14="http://schemas.microsoft.com/office/word/2010/wordml" xmlns:w15="http://schemas.microsoft.com/office/word/2012/wordml" xmlns:wpg="http://schemas.microsoft.com/office/word/2010/wordprocessingGroup" xmlns:wpi="http://schemas.microsoft.com/office/word/2010/wordprocessingInk" xmlns:wne="http://schemas.microsoft.com/office/word/2006/wordml" xmlns:wps="http://schemas.microsoft.com/office/word/2010/wordprocessingShape" mc:Ignorable="w14 w15 wp14">
   <w:footnote w:type="separator" w:id="-1">
     <w:p>
       <w:pPr>
@@ -4926,7 +4818,7 @@
 </file>
 
 <file path=word/numbering.xml><?xml version="1.0" encoding="utf-8"?>
-<w:numbering xmlns:wpc="http://schemas.microsoft.com/office/word/2010/wordprocessingCanvas" xmlns:cx="http://schemas.microsoft.com/office/drawing/2014/chartex" xmlns:cx1="http://schemas.microsoft.com/office/drawing/2015/9/8/chartex" xmlns:cx2="http://schemas.microsoft.com/office/drawing/2015/10/21/chartex" xmlns:cx3="http://schemas.microsoft.com/office/drawing/2016/5/9/chartex" xmlns:cx4="http://schemas.microsoft.com/office/drawing/2016/5/10/chartex" xmlns:cx5="http://schemas.microsoft.com/office/drawing/2016/5/11/chartex" xmlns:cx6="http://schemas.microsoft.com/office/drawing/2016/5/12/chartex" xmlns:cx7="http://schemas.microsoft.com/office/drawing/2016/5/13/chartex" xmlns:cx8="http://schemas.microsoft.com/office/drawing/2016/5/14/chartex" xmlns:mc="http://schemas.openxmlformats.org/markup-compatibility/2006" xmlns:aink="http://schemas.microsoft.com/office/drawing/2016/ink" xmlns:am3d="http://schemas.microsoft.com/office/drawing/2017/model3d" xmlns:o="urn:schemas-microsoft-com:office:office" xmlns:oel="http://schemas.microsoft.com/office/2019/extlst" xmlns:r="http://schemas.openxmlformats.org/officeDocument/2006/relationships" xmlns:m="http://schemas.openxmlformats.org/officeDocument/2006/math" xmlns:v="urn:schemas-microsoft-com:vml" xmlns:wp14="http://schemas.microsoft.com/office/word/2010/wordprocessingDrawing" xmlns:wp="http://schemas.openxmlformats.org/drawingml/2006/wordprocessingDrawing" xmlns:w10="urn:schemas-microsoft-com:office:word" xmlns:w="http://schemas.openxmlformats.org/wordprocessingml/2006/main" xmlns:w14="http://schemas.microsoft.com/office/word/2010/wordml" xmlns:w15="http://schemas.microsoft.com/office/word/2012/wordml" xmlns:w16cex="http://schemas.microsoft.com/office/word/2018/wordml/cex" xmlns:w16cid="http://schemas.microsoft.com/office/word/2016/wordml/cid" xmlns:w16="http://schemas.microsoft.com/office/word/2018/wordml" xmlns:w16du="http://schemas.microsoft.com/office/word/2023/wordml/word16du" xmlns:w16sdtdh="http://schemas.microsoft.com/office/word/2020/wordml/sdtdatahash" xmlns:w16sdtfl="http://schemas.microsoft.com/office/word/2024/wordml/sdtformatlock" xmlns:w16se="http://schemas.microsoft.com/office/word/2015/wordml/symex" xmlns:wpg="http://schemas.microsoft.com/office/word/2010/wordprocessingGroup" xmlns:wpi="http://schemas.microsoft.com/office/word/2010/wordprocessingInk" xmlns:wne="http://schemas.microsoft.com/office/word/2006/wordml" xmlns:wps="http://schemas.microsoft.com/office/word/2010/wordprocessingShape" mc:Ignorable="w14 w15 w16se w16cid w16 w16cex w16sdtdh w16sdtfl w16du wp14">
+<w:numbering xmlns:wpc="http://schemas.microsoft.com/office/word/2010/wordprocessingCanvas" xmlns:mc="http://schemas.openxmlformats.org/markup-compatibility/2006" xmlns:o="urn:schemas-microsoft-com:office:office" xmlns:r="http://schemas.openxmlformats.org/officeDocument/2006/relationships" xmlns:m="http://schemas.openxmlformats.org/officeDocument/2006/math" xmlns:v="urn:schemas-microsoft-com:vml" xmlns:wp14="http://schemas.microsoft.com/office/word/2010/wordprocessingDrawing" xmlns:wp="http://schemas.openxmlformats.org/drawingml/2006/wordprocessingDrawing" xmlns:w10="urn:schemas-microsoft-com:office:word" xmlns:w="http://schemas.openxmlformats.org/wordprocessingml/2006/main" xmlns:w14="http://schemas.microsoft.com/office/word/2010/wordml" xmlns:w15="http://schemas.microsoft.com/office/word/2012/wordml" xmlns:wpg="http://schemas.microsoft.com/office/word/2010/wordprocessingGroup" xmlns:wpi="http://schemas.microsoft.com/office/word/2010/wordprocessingInk" xmlns:wne="http://schemas.microsoft.com/office/word/2006/wordml" xmlns:wps="http://schemas.microsoft.com/office/word/2010/wordprocessingShape" mc:Ignorable="w14 w15 wp14">
   <w:abstractNum w:abstractNumId="0" w15:restartNumberingAfterBreak="0">
     <w:nsid w:val="046C54BB"/>
     <w:multiLevelType w:val="hybridMultilevel"/>
@@ -6761,53 +6653,53 @@
       </w:rPr>
     </w:lvl>
   </w:abstractNum>
-  <w:num w:numId="1" w16cid:durableId="1266695755">
+  <w:num w:numId="1">
     <w:abstractNumId w:val="4"/>
   </w:num>
-  <w:num w:numId="2" w16cid:durableId="812915894">
+  <w:num w:numId="2">
     <w:abstractNumId w:val="11"/>
   </w:num>
-  <w:num w:numId="3" w16cid:durableId="97458398">
+  <w:num w:numId="3">
     <w:abstractNumId w:val="8"/>
   </w:num>
-  <w:num w:numId="4" w16cid:durableId="506948617">
+  <w:num w:numId="4">
     <w:abstractNumId w:val="7"/>
   </w:num>
-  <w:num w:numId="5" w16cid:durableId="217787430">
+  <w:num w:numId="5">
     <w:abstractNumId w:val="10"/>
   </w:num>
-  <w:num w:numId="6" w16cid:durableId="1043604147">
+  <w:num w:numId="6">
     <w:abstractNumId w:val="1"/>
   </w:num>
-  <w:num w:numId="7" w16cid:durableId="190535499">
+  <w:num w:numId="7">
     <w:abstractNumId w:val="5"/>
   </w:num>
-  <w:num w:numId="8" w16cid:durableId="968781601">
+  <w:num w:numId="8">
     <w:abstractNumId w:val="6"/>
   </w:num>
-  <w:num w:numId="9" w16cid:durableId="199707336">
+  <w:num w:numId="9">
     <w:abstractNumId w:val="3"/>
   </w:num>
-  <w:num w:numId="10" w16cid:durableId="1191799667">
+  <w:num w:numId="10">
     <w:abstractNumId w:val="12"/>
   </w:num>
-  <w:num w:numId="11" w16cid:durableId="1231161000">
+  <w:num w:numId="11">
     <w:abstractNumId w:val="9"/>
   </w:num>
-  <w:num w:numId="12" w16cid:durableId="133105407">
+  <w:num w:numId="12">
     <w:abstractNumId w:val="0"/>
   </w:num>
-  <w:num w:numId="13" w16cid:durableId="1575818603">
+  <w:num w:numId="13">
     <w:abstractNumId w:val="2"/>
   </w:num>
-  <w:num w:numId="14" w16cid:durableId="53311698">
+  <w:num w:numId="14">
     <w:abstractNumId w:val="13"/>
   </w:num>
 </w:numbering>
 </file>
 
 <file path=word/styles.xml><?xml version="1.0" encoding="utf-8"?>
-<w:styles xmlns:mc="http://schemas.openxmlformats.org/markup-compatibility/2006" xmlns:r="http://schemas.openxmlformats.org/officeDocument/2006/relationships" xmlns:w="http://schemas.openxmlformats.org/wordprocessingml/2006/main" xmlns:w14="http://schemas.microsoft.com/office/word/2010/wordml" xmlns:w15="http://schemas.microsoft.com/office/word/2012/wordml" xmlns:w16cex="http://schemas.microsoft.com/office/word/2018/wordml/cex" xmlns:w16cid="http://schemas.microsoft.com/office/word/2016/wordml/cid" xmlns:w16="http://schemas.microsoft.com/office/word/2018/wordml" xmlns:w16du="http://schemas.microsoft.com/office/word/2023/wordml/word16du" xmlns:w16sdtdh="http://schemas.microsoft.com/office/word/2020/wordml/sdtdatahash" xmlns:w16sdtfl="http://schemas.microsoft.com/office/word/2024/wordml/sdtformatlock" xmlns:w16se="http://schemas.microsoft.com/office/word/2015/wordml/symex" mc:Ignorable="w14 w15 w16se w16cid w16 w16cex w16sdtdh w16sdtfl w16du">
+<w:styles xmlns:mc="http://schemas.openxmlformats.org/markup-compatibility/2006" xmlns:r="http://schemas.openxmlformats.org/officeDocument/2006/relationships" xmlns:w="http://schemas.openxmlformats.org/wordprocessingml/2006/main" xmlns:w14="http://schemas.microsoft.com/office/word/2010/wordml" xmlns:w15="http://schemas.microsoft.com/office/word/2012/wordml" mc:Ignorable="w14 w15">
   <w:docDefaults>
     <w:rPrDefault>
       <w:rPr>
@@ -6815,7 +6707,7 @@
         <w:kern w:val="2"/>
         <w:sz w:val="24"/>
         <w:szCs w:val="24"/>
-        <w:lang w:val="ru-KZ" w:eastAsia="en-US" w:bidi="ar-SA"/>
+        <w:lang w:val="aa-ET" w:eastAsia="en-US" w:bidi="ar-SA"/>
         <w14:ligatures w14:val="standardContextual"/>
       </w:rPr>
     </w:rPrDefault>
@@ -6825,7 +6717,7 @@
       </w:pPr>
     </w:pPrDefault>
   </w:docDefaults>
-  <w:latentStyles w:defLockedState="0" w:defUIPriority="99" w:defSemiHidden="0" w:defUnhideWhenUsed="0" w:defQFormat="0" w:count="376">
+  <w:latentStyles w:defLockedState="0" w:defUIPriority="99" w:defSemiHidden="0" w:defUnhideWhenUsed="0" w:defQFormat="0" w:count="371">
     <w:lsdException w:name="Normal" w:uiPriority="0" w:qFormat="1"/>
     <w:lsdException w:name="heading 1" w:uiPriority="9" w:qFormat="1"/>
     <w:lsdException w:name="heading 2" w:semiHidden="1" w:uiPriority="9" w:unhideWhenUsed="1" w:qFormat="1"/>
@@ -7197,11 +7089,6 @@
     <w:lsdException w:name="List Table 5 Dark Accent 6" w:uiPriority="50"/>
     <w:lsdException w:name="List Table 6 Colorful Accent 6" w:uiPriority="51"/>
     <w:lsdException w:name="List Table 7 Colorful Accent 6" w:uiPriority="52"/>
-    <w:lsdException w:name="Mention" w:semiHidden="1" w:unhideWhenUsed="1"/>
-    <w:lsdException w:name="Smart Hyperlink" w:semiHidden="1" w:unhideWhenUsed="1"/>
-    <w:lsdException w:name="Hashtag" w:semiHidden="1" w:unhideWhenUsed="1"/>
-    <w:lsdException w:name="Unresolved Mention" w:semiHidden="1" w:unhideWhenUsed="1"/>
-    <w:lsdException w:name="Smart Link" w:semiHidden="1" w:unhideWhenUsed="1"/>
   </w:latentStyles>
   <w:style w:type="paragraph" w:default="1" w:styleId="a">
     <w:name w:val="Normal"/>
@@ -7581,7 +7468,7 @@
     </w:rPr>
   </w:style>
   <w:style w:type="character" w:customStyle="1" w:styleId="a4">
-    <w:name w:val="Заголовок Знак"/>
+    <w:name w:val="Название Знак"/>
     <w:basedOn w:val="a0"/>
     <w:link w:val="a3"/>
     <w:uiPriority w:val="10"/>
